--- a/docs/service/ANALYTICS_SYSTEM_GUIDE.docx
+++ b/docs/service/ANALYTICS_SYSTEM_GUIDE.docx
@@ -228,7 +228,7 @@
                 <w:color w:val="1A1A1A"/>
                 <w:sz w:val="19"/>
               </w:rPr>
-              <w:t>2026-09-23</w:t>
+              <w:t>2026-09-28</w:t>
             </w:r>
           </w:p>
         </w:tc>
@@ -3436,7 +3436,7 @@
           <w:color w:val="1A1A1A"/>
           <w:sz w:val="21"/>
         </w:rPr>
-        <w:t>`_stage_progress` and `_totals` are shared</w:t>
+        <w:t>`_stage_progress` and `_scope_totals` are shared</w:t>
       </w:r>
       <w:r>
         <w:rPr>
@@ -3492,7 +3492,7 @@
           <w:color w:val="1A1A1A"/>
           <w:sz w:val="21"/>
         </w:rPr>
-        <w:t>Generated from the running app on 2026-09-23. Full request and response bodies are in the API Reference document.</w:t>
+        <w:t>Generated from the running app on 2026-09-28. Full request and response bodies are in the API Reference document.</w:t>
       </w:r>
     </w:p>
     <w:tbl>
@@ -4390,7 +4390,7 @@
         <w:color w:val="555555"/>
         <w:sz w:val="16"/>
       </w:rPr>
-      <w:t>KairoX ERP · Analytics · System Guide · updated 2026-09-23</w:t>
+      <w:t>KairoX ERP · Analytics · System Guide · updated 2026-09-28</w:t>
     </w:r>
   </w:p>
 </w:ftr>
